--- a/manuscript/LANDMAP_EMA_Cover_Letter.docx
+++ b/manuscript/LANDMAP_EMA_Cover_Letter.docx
@@ -97,7 +97,7 @@
         <w:rPr>
           <w:b w:val="0"/>
         </w:rPr>
-        <w:t>I am submitting the manuscript “Uncertainty-Aware Multimodal Sensor Fusion for Economic Prioritization of Landfill Mining: A Simulation-Based Evaluation” for consideration as an original research article.</w:t>
+        <w:t>I am submitting the manuscript “From Classification Accuracy to Decision Value: Multimodal Sensor Fusion for Economic Prioritization of Landfill Mining: A Simulation-Based Value-of-Information Analysis” for consideration as an original research article.</w:t>
       </w:r>
     </w:p>
     <w:p>
@@ -137,7 +137,7 @@
         <w:spacing w:after="80"/>
       </w:pPr>
       <w:r>
-        <w:t>Sensor ablation and economic value-of-information analysis disagree about which channel matters most: removing ground-penetrating radar costs the most classification performance (macro-F1 0.655 → 0.599), but only the magnetometer shows a reliably positive incremental value of information (positive in 100% of independent surveys); the other four channels are statistically indistinguishable from zero economic value despite mattering for classification. Adding a near-infrared channel raises plastic F1 from 0.32 to 0.38 but leaves VOI statistically unchanged.</w:t>
+        <w:t>Sensor ablation and economic value-of-information analysis disagree about which channel matters most: removing ground-penetrating radar costs the most classification performance (macro-F1 0.655 → 0.599), but only the magnetometer shows a reliably positive incremental value of information at baseline economics (positive in 100% of independent surveys). The paper's central finding is that this ranking is not fixed: a grid over ordinary metal/plastic price fluctuation never changed the winner, but deliberately extreme, still economically nameable site archetypes (polymer-rich, C&amp;D-rich, glass-rich) shifted the top sensor to GPR or EMI — sensor value is conditional on site composition and economics, not a fixed property of the sensing architecture, and classifier choice for the economic layer (random forest vs. raw or calibrated XGBoost) was tested and found not to matter. Adding a near-infrared channel raises plastic F1 from 0.32 to 0.38 but leaves VOI statistically unchanged.</w:t>
       </w:r>
     </w:p>
     <w:p>
@@ -146,7 +146,7 @@
         <w:spacing w:after="80"/>
       </w:pPr>
       <w:r>
-        <w:t>Under baseline economic assumptions the survey is worth its assumed cost (median VOI $663, break-even survey cost $1451), but a synthetic-to-real degradation sweep across five stressors (sensor noise, dropout, GPR attenuation, moisture attenuation, material-signature overlap) locates the point at which this reverses at 93% of the way from baseline to the most severe combined scenario tested — reported as a falsification boundary rather than a single point estimate.</w:t>
+        <w:t>Across the baseline synthetic scenarios the simulated survey has positive median VOI (median $663, break-even survey cost $1451); a two-dimensional map over sensing-quality and economic-adversity severity shows this conclusion is considerably more sensitive to adverse secondary-material markets than to sensor degradation itself, and gives a model-specific decision-viability boundary rather than a single degradation percentage.</w:t>
       </w:r>
     </w:p>
     <w:p>

--- a/manuscript/LANDMAP_EMA_Cover_Letter.docx
+++ b/manuscript/LANDMAP_EMA_Cover_Letter.docx
@@ -146,7 +146,7 @@
         <w:spacing w:after="80"/>
       </w:pPr>
       <w:r>
-        <w:t>Across the baseline synthetic scenarios the simulated survey has positive median VOI (median $663, break-even survey cost $1451); a two-dimensional map over sensing-quality and economic-adversity severity shows this conclusion is considerably more sensitive to adverse secondary-material markets than to sensor degradation itself, and gives a model-specific decision-viability boundary rather than a single degradation percentage.</w:t>
+        <w:t>Pooling 40 independent survey realisations under baseline economics, the simulated survey has positive median VOI (median $924, break-even survey cost $1451); a two-dimensional map over sensing-quality and economic-adversity severity shows this conclusion is considerably more sensitive to adverse secondary-material markets than to sensor degradation itself, and gives a model-specific decision-viability boundary rather than a single degradation percentage.</w:t>
       </w:r>
     </w:p>
     <w:p>

--- a/manuscript/LANDMAP_EMA_Cover_Letter.docx
+++ b/manuscript/LANDMAP_EMA_Cover_Letter.docx
@@ -177,7 +177,18 @@
         <w:rPr>
           <w:b w:val="0"/>
         </w:rPr>
-        <w:t>An earlier, non-quantitative description of the architecture was submitted by me in response to an industrial open-innovation challenge focused on landfill mining. That submission was not peer reviewed or published and contained none of the models, validation protocol, or results reported here. The manuscript is original, is not under consideration elsewhere, and has not been published. I am the sole author, I have no competing interests, and the work received no external funding. The synthetic-survey generator, classification and economic models, robustness sweep and figure generators are openly available at https://github.com/sandlerleon/landmap-sensor-fusion. Generative AI (Claude, Anthropic) assisted with literature search, model implementation and drafting; I reviewed and edited all content, verified every cited reference against its source via Crossref (correcting one incorrect DOI I had used in an earlier, non-peer-reviewed version of this material), and take full responsibility for the manuscript, as stated in its Declarations.</w:t>
+        <w:t>An earlier, non-quantitative description of the architecture was submitted by me in response to an industrial open-innovation challenge focused on landfill mining. That submission was not peer reviewed or published and contained none of the models, validation protocol, or results reported here. The manuscript is original, is not under consideration elsewhere, and has not been published. I am the sole author, I have no competing interests, and the work received no external funding. The synthetic-survey generator, classification and economic models, robustness sweep and figure generators are openly available at https://github.com/sandlerleon/landmap-sensor-fusion and archived at https://doi.org/10.5281/zenodo.22984668. Generative AI (Claude, Anthropic) assisted with literature search, model implementation and drafting; I reviewed and edited all content, verified every cited reference against its source via Crossref (correcting one incorrect DOI I had used in an earlier, non-peer-reviewed version of this material), and take full responsibility for the manuscript, as stated in its Declarations.</w:t>
+      </w:r>
+    </w:p>
+    <w:p>
+      <w:pPr>
+        <w:spacing w:after="180"/>
+      </w:pPr>
+      <w:r>
+        <w:rPr>
+          <w:b w:val="0"/>
+        </w:rPr>
+        <w:t>A preprint of the manuscript is deposited at https://doi.org/10.5281/zenodo.22984670, as permitted by Springer's preprint policy.</w:t>
       </w:r>
     </w:p>
     <w:p>
